--- a/flow/20230927_hours/свято-05-НЮ.docx
+++ b/flow/20230927_hours/свято-05-НЮ.docx
@@ -1,6 +1,6 @@
 
 <file path=word/document.xml><?xml version="1.0" encoding="utf-8"?>
-<w:document xmlns:wpc="http://schemas.microsoft.com/office/word/2010/wordprocessingCanvas" xmlns:cx="http://schemas.microsoft.com/office/drawing/2014/chartex" xmlns:cx1="http://schemas.microsoft.com/office/drawing/2015/9/8/chartex" xmlns:cx2="http://schemas.microsoft.com/office/drawing/2015/10/21/chartex" xmlns:cx3="http://schemas.microsoft.com/office/drawing/2016/5/9/chartex" xmlns:cx4="http://schemas.microsoft.com/office/drawing/2016/5/10/chartex" xmlns:cx5="http://schemas.microsoft.com/office/drawing/2016/5/11/chartex" xmlns:cx6="http://schemas.microsoft.com/office/drawing/2016/5/12/chartex" xmlns:cx7="http://schemas.microsoft.com/office/drawing/2016/5/13/chartex" xmlns:cx8="http://schemas.microsoft.com/office/drawing/2016/5/14/chartex" xmlns:mc="http://schemas.openxmlformats.org/markup-compatibility/2006" xmlns:aink="http://schemas.microsoft.com/office/drawing/2016/ink" xmlns:am3d="http://schemas.microsoft.com/office/drawing/2017/model3d" xmlns:o="urn:schemas-microsoft-com:office:office" xmlns:oel="http://schemas.microsoft.com/office/2019/extlst" xmlns:r="http://schemas.openxmlformats.org/officeDocument/2006/relationships" xmlns:m="http://schemas.openxmlformats.org/officeDocument/2006/math" xmlns:v="urn:schemas-microsoft-com:vml" xmlns:wp14="http://schemas.microsoft.com/office/word/2010/wordprocessingDrawing" xmlns:wp="http://schemas.openxmlformats.org/drawingml/2006/wordprocessingDrawing" xmlns:w10="urn:schemas-microsoft-com:office:word" xmlns:w="http://schemas.openxmlformats.org/wordprocessingml/2006/main" xmlns:w14="http://schemas.microsoft.com/office/word/2010/wordml" xmlns:w15="http://schemas.microsoft.com/office/word/2012/wordml" xmlns:w16cex="http://schemas.microsoft.com/office/word/2018/wordml/cex" xmlns:w16cid="http://schemas.microsoft.com/office/word/2016/wordml/cid" xmlns:w16="http://schemas.microsoft.com/office/word/2018/wordml" xmlns:w16du="http://schemas.microsoft.com/office/word/2023/wordml/word16du" xmlns:w16sdtdh="http://schemas.microsoft.com/office/word/2020/wordml/sdtdatahash" xmlns:w16se="http://schemas.microsoft.com/office/word/2015/wordml/symex" xmlns:wpg="http://schemas.microsoft.com/office/word/2010/wordprocessingGroup" xmlns:wpi="http://schemas.microsoft.com/office/word/2010/wordprocessingInk" xmlns:wne="http://schemas.microsoft.com/office/word/2006/wordml" xmlns:wps="http://schemas.microsoft.com/office/word/2010/wordprocessingShape" mc:Ignorable="w14 w15 w16se w16cid w16 w16cex w16sdtdh w16du wp14">
+<w:document xmlns:wpc="http://schemas.microsoft.com/office/word/2010/wordprocessingCanvas" xmlns:cx="http://schemas.microsoft.com/office/drawing/2014/chartex" xmlns:cx1="http://schemas.microsoft.com/office/drawing/2015/9/8/chartex" xmlns:cx2="http://schemas.microsoft.com/office/drawing/2015/10/21/chartex" xmlns:cx3="http://schemas.microsoft.com/office/drawing/2016/5/9/chartex" xmlns:cx4="http://schemas.microsoft.com/office/drawing/2016/5/10/chartex" xmlns:cx5="http://schemas.microsoft.com/office/drawing/2016/5/11/chartex" xmlns:cx6="http://schemas.microsoft.com/office/drawing/2016/5/12/chartex" xmlns:cx7="http://schemas.microsoft.com/office/drawing/2016/5/13/chartex" xmlns:cx8="http://schemas.microsoft.com/office/drawing/2016/5/14/chartex" xmlns:mc="http://schemas.openxmlformats.org/markup-compatibility/2006" xmlns:aink="http://schemas.microsoft.com/office/drawing/2016/ink" xmlns:am3d="http://schemas.microsoft.com/office/drawing/2017/model3d" xmlns:o="urn:schemas-microsoft-com:office:office" xmlns:r="http://schemas.openxmlformats.org/officeDocument/2006/relationships" xmlns:m="http://schemas.openxmlformats.org/officeDocument/2006/math" xmlns:v="urn:schemas-microsoft-com:vml" xmlns:wp14="http://schemas.microsoft.com/office/word/2010/wordprocessingDrawing" xmlns:wp="http://schemas.openxmlformats.org/drawingml/2006/wordprocessingDrawing" xmlns:w10="urn:schemas-microsoft-com:office:word" xmlns:w="http://schemas.openxmlformats.org/wordprocessingml/2006/main" xmlns:w14="http://schemas.microsoft.com/office/word/2010/wordml" xmlns:w15="http://schemas.microsoft.com/office/word/2012/wordml" xmlns:w16cex="http://schemas.microsoft.com/office/word/2018/wordml/cex" xmlns:w16cid="http://schemas.microsoft.com/office/word/2016/wordml/cid" xmlns:w16="http://schemas.microsoft.com/office/word/2018/wordml" xmlns:w16sdtdh="http://schemas.microsoft.com/office/word/2020/wordml/sdtdatahash" xmlns:w16se="http://schemas.microsoft.com/office/word/2015/wordml/symex" xmlns:wpg="http://schemas.microsoft.com/office/word/2010/wordprocessingGroup" xmlns:wpi="http://schemas.microsoft.com/office/word/2010/wordprocessingInk" xmlns:wne="http://schemas.microsoft.com/office/word/2006/wordml" xmlns:wps="http://schemas.microsoft.com/office/word/2010/wordprocessingShape" mc:Ignorable="w14 w15 w16se w16cid w16 w16cex w16sdtdh wp14">
   <w:body>
     <w:p>
       <w:pPr>
@@ -27,7 +27,7 @@
       <w:bookmarkEnd w:id="2"/>
       <w:bookmarkEnd w:id="3"/>
       <w:r>
-        <w:t>20</w:t>
+        <w:t>5</w:t>
       </w:r>
       <w:r>
         <w:rPr>
@@ -36,43 +36,65 @@
         <w:t xml:space="preserve"> травня. </w:t>
       </w:r>
       <w:r>
-        <w:t xml:space="preserve"> Св. мч. Талалея.</w:t>
-      </w:r>
-    </w:p>
-    <w:p>
-      <w:pPr>
-        <w:ind w:left="0" w:hanging="2"/>
-        <w:jc w:val="both"/>
-        <w:rPr>
-          <w:rFonts w:ascii="Cambria" w:hAnsi="Cambria"/>
-          <w:color w:val="000000"/>
-        </w:rPr>
-      </w:pPr>
-      <w:r>
-        <w:rPr>
+        <w:rPr>
+          <w:color w:val="FF0000"/>
+        </w:rPr>
+        <w:t>Тиждень Мироносиць</w:t>
+      </w:r>
+    </w:p>
+    <w:p>
+      <w:pPr>
+        <w:ind w:left="0" w:hanging="2"/>
+        <w:jc w:val="both"/>
+        <w:outlineLvl w:val="9"/>
+        <w:rPr>
+          <w:rFonts w:ascii="Times New Roman" w:hAnsi="Times New Roman" w:cs="Times New Roman"/>
+          <w:color w:val="000000"/>
+          <w:sz w:val="24"/>
+          <w:szCs w:val="24"/>
+        </w:rPr>
+      </w:pPr>
+      <w:r>
+        <w:rPr>
+          <w:rFonts w:ascii="Times New Roman" w:hAnsi="Times New Roman" w:cs="Times New Roman"/>
           <w:i/>
           <w:iCs/>
           <w:color w:val="FF4400"/>
+          <w:sz w:val="24"/>
+          <w:szCs w:val="24"/>
         </w:rPr>
         <w:t>Тропар (г. 2):</w:t>
       </w:r>
       <w:r>
         <w:rPr>
-          <w:rFonts w:ascii="Cambria" w:hAnsi="Cambria"/>
-          <w:color w:val="000000"/>
-        </w:rPr>
-        <w:t xml:space="preserve"> Ангел при гробі з’явився жінкам мироносицям* і кликнув: Миро належить мерцям,* а Христос не знає тлінности!* Тому кличте: Воскрес Господь,* що подає світові велику милість.</w:t>
-      </w:r>
-    </w:p>
-    <w:p>
-      <w:pPr>
-        <w:ind w:left="0" w:hanging="2"/>
-        <w:jc w:val="both"/>
-        <w:rPr>
-          <w:rFonts w:ascii="Times New Roman" w:eastAsia="Times New Roman" w:hAnsi="Times New Roman" w:cs="Times New Roman"/>
-          <w:sz w:val="24"/>
-          <w:szCs w:val="24"/>
-          <w:lang w:val="en-US"/>
+          <w:rFonts w:ascii="Times New Roman" w:hAnsi="Times New Roman" w:cs="Times New Roman"/>
+          <w:color w:val="000000"/>
+          <w:sz w:val="24"/>
+          <w:szCs w:val="24"/>
+        </w:rPr>
+        <w:t xml:space="preserve"> </w:t>
+      </w:r>
+      <w:r>
+        <w:rPr>
+          <w:rFonts w:ascii="Times New Roman" w:hAnsi="Times New Roman" w:cs="Times New Roman"/>
+          <w:color w:val="000000"/>
+          <w:sz w:val="24"/>
+          <w:szCs w:val="24"/>
+        </w:rPr>
+        <w:t>Благообразний Йосиф, з дерева знявши пречисте тіло твоє,* плащаницею чистою обвив,* і пахощами в гробі новім, покривши, положив.</w:t>
+      </w:r>
+    </w:p>
+    <w:p>
+      <w:pPr>
+        <w:ind w:left="0" w:hanging="2"/>
+        <w:jc w:val="both"/>
+        <w:outlineLvl w:val="9"/>
+        <w:rPr>
+          <w:rFonts w:ascii="Times New Roman" w:eastAsia="Times New Roman" w:hAnsi="Times New Roman" w:cs="Times New Roman"/>
+          <w:color w:val="000000"/>
+          <w:position w:val="0"/>
+          <w:sz w:val="24"/>
+          <w:szCs w:val="24"/>
         </w:rPr>
       </w:pPr>
       <w:r>
@@ -84,7 +106,6 @@
           <w:position w:val="0"/>
           <w:sz w:val="24"/>
           <w:szCs w:val="24"/>
-          <w:lang w:val="en-US"/>
         </w:rPr>
         <w:t>Кондак (г. 2):</w:t>
       </w:r>
@@ -95,7 +116,6 @@
           <w:position w:val="0"/>
           <w:sz w:val="24"/>
           <w:szCs w:val="24"/>
-          <w:lang w:val="en-US"/>
         </w:rPr>
         <w:t xml:space="preserve"> </w:t>
       </w:r>
@@ -106,7 +126,6 @@
           <w:position w:val="0"/>
           <w:sz w:val="24"/>
           <w:szCs w:val="24"/>
-          <w:lang w:val="en-US"/>
         </w:rPr>
         <w:t>Радуватися мироносицям повелів Ти,* плач праматері Єви втихомирив Ти воскресінням Твоїм, Христе Боже,* апостолам же Твоїм проповідувати повелів Ти:* Спас воскрес із гробу.</w:t>
       </w:r>
@@ -119,45 +138,57 @@
         <w:jc w:val="both"/>
       </w:pPr>
       <w:r>
-        <w:t>21 травня. + Свв. великих царів і рівноап. Константина й Олени.</w:t>
-      </w:r>
-    </w:p>
-    <w:p>
-      <w:pPr>
-        <w:ind w:left="0" w:hanging="2"/>
-        <w:jc w:val="both"/>
-        <w:rPr>
-          <w:rFonts w:ascii="Cambria" w:hAnsi="Cambria"/>
-          <w:color w:val="000000"/>
-        </w:rPr>
-      </w:pPr>
-      <w:bookmarkStart w:id="4" w:name="_heading=h.9l8bt6q4vj8a" w:colFirst="0" w:colLast="0"/>
-      <w:bookmarkEnd w:id="4"/>
-      <w:r>
-        <w:rPr>
+        <w:t>6</w:t>
+      </w:r>
+      <w:r>
+        <w:rPr>
+          <w:color w:val="FF0000"/>
+        </w:rPr>
+        <w:t xml:space="preserve"> травня. Тиждень Мироносиць</w:t>
+      </w:r>
+    </w:p>
+    <w:p>
+      <w:pPr>
+        <w:ind w:left="0" w:hanging="2"/>
+        <w:jc w:val="both"/>
+        <w:outlineLvl w:val="9"/>
+        <w:rPr>
+          <w:rFonts w:ascii="Times New Roman" w:hAnsi="Times New Roman" w:cs="Times New Roman"/>
+          <w:color w:val="000000"/>
+          <w:sz w:val="24"/>
+          <w:szCs w:val="24"/>
+        </w:rPr>
+      </w:pPr>
+      <w:r>
+        <w:rPr>
+          <w:rFonts w:ascii="Times New Roman" w:hAnsi="Times New Roman" w:cs="Times New Roman"/>
           <w:i/>
           <w:iCs/>
           <w:color w:val="FF4400"/>
+          <w:sz w:val="24"/>
+          <w:szCs w:val="24"/>
         </w:rPr>
         <w:t>Тропар (г. 2):</w:t>
       </w:r>
       <w:r>
         <w:rPr>
-          <w:rFonts w:ascii="Cambria" w:hAnsi="Cambria"/>
-          <w:color w:val="000000"/>
-        </w:rPr>
-        <w:t xml:space="preserve"> Ангел при гробі з’явився жінкам мироносицям* і кликнув: Миро належить мерцям,* а Христос не знає тлінности!* Тому кличте: Воскрес Господь,* що подає світові велику милість.</w:t>
-      </w:r>
-    </w:p>
-    <w:p>
-      <w:pPr>
-        <w:ind w:left="0" w:hanging="2"/>
-        <w:jc w:val="both"/>
-        <w:rPr>
-          <w:rFonts w:ascii="Times New Roman" w:eastAsia="Times New Roman" w:hAnsi="Times New Roman" w:cs="Times New Roman"/>
-          <w:sz w:val="24"/>
-          <w:szCs w:val="24"/>
-          <w:lang w:val="en-US"/>
+          <w:rFonts w:ascii="Times New Roman" w:hAnsi="Times New Roman" w:cs="Times New Roman"/>
+          <w:color w:val="000000"/>
+          <w:sz w:val="24"/>
+          <w:szCs w:val="24"/>
+        </w:rPr>
+        <w:t xml:space="preserve"> Благообразний Йосиф, з дерева знявши пречисте тіло твоє,* плащаницею чистою обвив,* і пахощами в гробі новім, покривши, положив.</w:t>
+      </w:r>
+    </w:p>
+    <w:p>
+      <w:pPr>
+        <w:ind w:left="0" w:hanging="2"/>
+        <w:jc w:val="both"/>
+        <w:outlineLvl w:val="9"/>
+        <w:rPr>
+          <w:rFonts w:ascii="Times New Roman" w:eastAsia="Times New Roman" w:hAnsi="Times New Roman" w:cs="Times New Roman"/>
+          <w:sz w:val="24"/>
+          <w:szCs w:val="24"/>
         </w:rPr>
       </w:pPr>
       <w:r>
@@ -169,7 +200,6 @@
           <w:position w:val="0"/>
           <w:sz w:val="24"/>
           <w:szCs w:val="24"/>
-          <w:lang w:val="en-US"/>
         </w:rPr>
         <w:t>Кондак (г. 2):</w:t>
       </w:r>
@@ -180,7 +210,6 @@
           <w:position w:val="0"/>
           <w:sz w:val="24"/>
           <w:szCs w:val="24"/>
-          <w:lang w:val="en-US"/>
         </w:rPr>
         <w:t xml:space="preserve"> </w:t>
       </w:r>
@@ -191,7 +220,6 @@
           <w:position w:val="0"/>
           <w:sz w:val="24"/>
           <w:szCs w:val="24"/>
-          <w:lang w:val="en-US"/>
         </w:rPr>
         <w:t>Радуватися мироносицям повелів Ти,* плач праматері Єви втихомирив Ти воскресінням Твоїм, Христе Боже,* апостолам же Твоїм проповідувати повелів Ти:* Спас воскрес із гробу.</w:t>
       </w:r>
@@ -204,54 +232,57 @@
         <w:jc w:val="both"/>
       </w:pPr>
       <w:r>
-        <w:t>22</w:t>
+        <w:t>7</w:t>
       </w:r>
       <w:r>
         <w:rPr>
           <w:color w:val="FF0000"/>
         </w:rPr>
-        <w:t xml:space="preserve"> травня. </w:t>
-      </w:r>
-      <w:r>
-        <w:t xml:space="preserve"> Св. мч. Василиска.</w:t>
-      </w:r>
-    </w:p>
-    <w:p>
-      <w:pPr>
-        <w:ind w:left="0" w:hanging="2"/>
-        <w:jc w:val="both"/>
-        <w:rPr>
-          <w:rFonts w:ascii="Cambria" w:hAnsi="Cambria"/>
-          <w:color w:val="000000"/>
-        </w:rPr>
-      </w:pPr>
-      <w:bookmarkStart w:id="5" w:name="_heading=h.cbwiv5e2ypn0" w:colFirst="0" w:colLast="0"/>
-      <w:bookmarkEnd w:id="5"/>
-      <w:r>
-        <w:rPr>
+        <w:t xml:space="preserve"> травня. Тиждень Мироносиць</w:t>
+      </w:r>
+    </w:p>
+    <w:p>
+      <w:pPr>
+        <w:ind w:left="0" w:hanging="2"/>
+        <w:jc w:val="both"/>
+        <w:outlineLvl w:val="9"/>
+        <w:rPr>
+          <w:rFonts w:ascii="Times New Roman" w:hAnsi="Times New Roman" w:cs="Times New Roman"/>
+          <w:color w:val="000000"/>
+          <w:sz w:val="24"/>
+          <w:szCs w:val="24"/>
+        </w:rPr>
+      </w:pPr>
+      <w:r>
+        <w:rPr>
+          <w:rFonts w:ascii="Times New Roman" w:hAnsi="Times New Roman" w:cs="Times New Roman"/>
           <w:i/>
           <w:iCs/>
           <w:color w:val="FF4400"/>
+          <w:sz w:val="24"/>
+          <w:szCs w:val="24"/>
         </w:rPr>
         <w:t>Тропар (г. 2):</w:t>
       </w:r>
       <w:r>
         <w:rPr>
-          <w:rFonts w:ascii="Cambria" w:hAnsi="Cambria"/>
-          <w:color w:val="000000"/>
-        </w:rPr>
-        <w:t xml:space="preserve"> Ангел при гробі з’явився жінкам мироносицям* і кликнув: Миро належить мерцям,* а Христос не знає тлінности!* Тому кличте: Воскрес Господь,* що подає світові велику милість.</w:t>
-      </w:r>
-    </w:p>
-    <w:p>
-      <w:pPr>
-        <w:ind w:left="0" w:hanging="2"/>
-        <w:jc w:val="both"/>
-        <w:rPr>
-          <w:rFonts w:ascii="Times New Roman" w:eastAsia="Times New Roman" w:hAnsi="Times New Roman" w:cs="Times New Roman"/>
-          <w:sz w:val="24"/>
-          <w:szCs w:val="24"/>
-          <w:lang w:val="en-US"/>
+          <w:rFonts w:ascii="Times New Roman" w:hAnsi="Times New Roman" w:cs="Times New Roman"/>
+          <w:color w:val="000000"/>
+          <w:sz w:val="24"/>
+          <w:szCs w:val="24"/>
+        </w:rPr>
+        <w:t xml:space="preserve"> Благообразний Йосиф, з дерева знявши пречисте тіло твоє,* плащаницею чистою обвив,* і пахощами в гробі новім, покривши, положив.</w:t>
+      </w:r>
+    </w:p>
+    <w:p>
+      <w:pPr>
+        <w:ind w:left="0" w:hanging="2"/>
+        <w:jc w:val="both"/>
+        <w:outlineLvl w:val="9"/>
+        <w:rPr>
+          <w:rFonts w:ascii="Times New Roman" w:eastAsia="Times New Roman" w:hAnsi="Times New Roman" w:cs="Times New Roman"/>
+          <w:sz w:val="24"/>
+          <w:szCs w:val="24"/>
         </w:rPr>
       </w:pPr>
       <w:r>
@@ -263,7 +294,6 @@
           <w:position w:val="0"/>
           <w:sz w:val="24"/>
           <w:szCs w:val="24"/>
-          <w:lang w:val="en-US"/>
         </w:rPr>
         <w:t>Кондак (г. 2):</w:t>
       </w:r>
@@ -274,7 +304,6 @@
           <w:position w:val="0"/>
           <w:sz w:val="24"/>
           <w:szCs w:val="24"/>
-          <w:lang w:val="en-US"/>
         </w:rPr>
         <w:t xml:space="preserve"> </w:t>
       </w:r>
@@ -285,7 +314,6 @@
           <w:position w:val="0"/>
           <w:sz w:val="24"/>
           <w:szCs w:val="24"/>
-          <w:lang w:val="en-US"/>
         </w:rPr>
         <w:t>Радуватися мироносицям повелів Ти,* плач праматері Єви втихомирив Ти воскресінням Твоїм, Христе Боже,* апостолам же Твоїм проповідувати повелів Ти:* Спас воскрес із гробу.</w:t>
       </w:r>
@@ -298,52 +326,57 @@
         <w:jc w:val="both"/>
       </w:pPr>
       <w:r>
-        <w:t>23</w:t>
+        <w:t>8</w:t>
       </w:r>
       <w:r>
         <w:rPr>
           <w:color w:val="FF0000"/>
         </w:rPr>
-        <w:t xml:space="preserve"> травня. </w:t>
-      </w:r>
-      <w:r>
-        <w:t xml:space="preserve"> Прп. ісп. Михаїла, єп. Синадського. </w:t>
-      </w:r>
-    </w:p>
-    <w:p>
-      <w:pPr>
-        <w:ind w:left="0" w:hanging="2"/>
-        <w:jc w:val="both"/>
-        <w:rPr>
-          <w:rFonts w:ascii="Cambria" w:hAnsi="Cambria"/>
-          <w:color w:val="000000"/>
-        </w:rPr>
-      </w:pPr>
-      <w:r>
-        <w:rPr>
+        <w:t xml:space="preserve"> травня. Тиждень Мироносиць</w:t>
+      </w:r>
+    </w:p>
+    <w:p>
+      <w:pPr>
+        <w:ind w:left="0" w:hanging="2"/>
+        <w:jc w:val="both"/>
+        <w:outlineLvl w:val="9"/>
+        <w:rPr>
+          <w:rFonts w:ascii="Times New Roman" w:hAnsi="Times New Roman" w:cs="Times New Roman"/>
+          <w:color w:val="000000"/>
+          <w:sz w:val="24"/>
+          <w:szCs w:val="24"/>
+        </w:rPr>
+      </w:pPr>
+      <w:r>
+        <w:rPr>
+          <w:rFonts w:ascii="Times New Roman" w:hAnsi="Times New Roman" w:cs="Times New Roman"/>
           <w:i/>
           <w:iCs/>
           <w:color w:val="FF4400"/>
+          <w:sz w:val="24"/>
+          <w:szCs w:val="24"/>
         </w:rPr>
         <w:t>Тропар (г. 2):</w:t>
       </w:r>
       <w:r>
         <w:rPr>
-          <w:rFonts w:ascii="Cambria" w:hAnsi="Cambria"/>
-          <w:color w:val="000000"/>
-        </w:rPr>
-        <w:t xml:space="preserve"> Ангел при гробі з’явився жінкам мироносицям* і кликнув: Миро належить мерцям,* а Христос не знає тлінности!* Тому кличте: Воскрес Господь,* що подає світові велику милість.</w:t>
-      </w:r>
-    </w:p>
-    <w:p>
-      <w:pPr>
-        <w:ind w:left="0" w:hanging="2"/>
-        <w:jc w:val="both"/>
-        <w:rPr>
-          <w:rFonts w:ascii="Times New Roman" w:eastAsia="Times New Roman" w:hAnsi="Times New Roman" w:cs="Times New Roman"/>
-          <w:sz w:val="24"/>
-          <w:szCs w:val="24"/>
-          <w:lang w:val="en-US"/>
+          <w:rFonts w:ascii="Times New Roman" w:hAnsi="Times New Roman" w:cs="Times New Roman"/>
+          <w:color w:val="000000"/>
+          <w:sz w:val="24"/>
+          <w:szCs w:val="24"/>
+        </w:rPr>
+        <w:t xml:space="preserve"> Благообразний Йосиф, з дерева знявши пречисте тіло твоє,* плащаницею чистою обвив,* і пахощами в гробі новім, покривши, положив.</w:t>
+      </w:r>
+    </w:p>
+    <w:p>
+      <w:pPr>
+        <w:ind w:left="0" w:hanging="2"/>
+        <w:jc w:val="both"/>
+        <w:outlineLvl w:val="9"/>
+        <w:rPr>
+          <w:rFonts w:ascii="Times New Roman" w:eastAsia="Times New Roman" w:hAnsi="Times New Roman" w:cs="Times New Roman"/>
+          <w:sz w:val="24"/>
+          <w:szCs w:val="24"/>
         </w:rPr>
       </w:pPr>
       <w:r>
@@ -355,7 +388,6 @@
           <w:position w:val="0"/>
           <w:sz w:val="24"/>
           <w:szCs w:val="24"/>
-          <w:lang w:val="en-US"/>
         </w:rPr>
         <w:t>Кондак (г. 2):</w:t>
       </w:r>
@@ -366,7 +398,6 @@
           <w:position w:val="0"/>
           <w:sz w:val="24"/>
           <w:szCs w:val="24"/>
-          <w:lang w:val="en-US"/>
         </w:rPr>
         <w:t xml:space="preserve"> </w:t>
       </w:r>
@@ -377,25 +408,9 @@
           <w:position w:val="0"/>
           <w:sz w:val="24"/>
           <w:szCs w:val="24"/>
-          <w:lang w:val="en-US"/>
         </w:rPr>
         <w:t>Радуватися мироносицям повелів Ти,* плач праматері Єви втихомирив Ти воскресінням Твоїм, Христе Боже,* апостолам же Твоїм проповідувати повелів Ти:* Спас воскрес із гробу.</w:t>
       </w:r>
-    </w:p>
-    <w:p>
-      <w:pPr>
-        <w:keepNext/>
-        <w:keepLines/>
-        <w:spacing w:before="360"/>
-        <w:ind w:left="0" w:hanging="2"/>
-        <w:jc w:val="both"/>
-        <w:rPr>
-          <w:rFonts w:ascii="Times New Roman" w:eastAsia="Times New Roman" w:hAnsi="Times New Roman" w:cs="Times New Roman"/>
-          <w:b/>
-          <w:sz w:val="24"/>
-          <w:szCs w:val="24"/>
-        </w:rPr>
-      </w:pPr>
     </w:p>
     <w:p>
       <w:pPr>
@@ -404,55 +419,58 @@
         <w:ind w:left="1" w:hanging="3"/>
         <w:jc w:val="both"/>
       </w:pPr>
-      <w:bookmarkStart w:id="6" w:name="_heading=h.w37oqi4q3rb3" w:colFirst="0" w:colLast="0"/>
-      <w:bookmarkEnd w:id="6"/>
-      <w:r>
-        <w:t>24</w:t>
+      <w:r>
+        <w:t>9</w:t>
       </w:r>
       <w:r>
         <w:rPr>
           <w:color w:val="FF0000"/>
         </w:rPr>
-        <w:t xml:space="preserve"> травня. </w:t>
-      </w:r>
-      <w:r>
-        <w:t xml:space="preserve"> Прп. Симеона, що на Дивній горі. </w:t>
-      </w:r>
-    </w:p>
-    <w:p>
-      <w:pPr>
-        <w:ind w:left="0" w:hanging="2"/>
-        <w:jc w:val="both"/>
-        <w:rPr>
-          <w:rFonts w:ascii="Cambria" w:hAnsi="Cambria"/>
-          <w:color w:val="000000"/>
-        </w:rPr>
-      </w:pPr>
-      <w:r>
-        <w:rPr>
+        <w:t xml:space="preserve"> травня. Тиждень Мироносиць</w:t>
+      </w:r>
+    </w:p>
+    <w:p>
+      <w:pPr>
+        <w:ind w:left="0" w:hanging="2"/>
+        <w:jc w:val="both"/>
+        <w:outlineLvl w:val="9"/>
+        <w:rPr>
+          <w:rFonts w:ascii="Times New Roman" w:hAnsi="Times New Roman" w:cs="Times New Roman"/>
+          <w:color w:val="000000"/>
+          <w:sz w:val="24"/>
+          <w:szCs w:val="24"/>
+        </w:rPr>
+      </w:pPr>
+      <w:r>
+        <w:rPr>
+          <w:rFonts w:ascii="Times New Roman" w:hAnsi="Times New Roman" w:cs="Times New Roman"/>
           <w:i/>
           <w:iCs/>
           <w:color w:val="FF4400"/>
+          <w:sz w:val="24"/>
+          <w:szCs w:val="24"/>
         </w:rPr>
         <w:t>Тропар (г. 2):</w:t>
       </w:r>
       <w:r>
         <w:rPr>
-          <w:rFonts w:ascii="Cambria" w:hAnsi="Cambria"/>
-          <w:color w:val="000000"/>
-        </w:rPr>
-        <w:t xml:space="preserve"> Ангел при гробі з’явився жінкам мироносицям* і кликнув: Миро належить мерцям,* а Христос не знає тлінности!* Тому кличте: Воскрес Господь,* що подає світові велику милість.</w:t>
-      </w:r>
-    </w:p>
-    <w:p>
-      <w:pPr>
-        <w:ind w:left="0" w:hanging="2"/>
-        <w:jc w:val="both"/>
-        <w:rPr>
-          <w:rFonts w:ascii="Times New Roman" w:eastAsia="Times New Roman" w:hAnsi="Times New Roman" w:cs="Times New Roman"/>
-          <w:sz w:val="24"/>
-          <w:szCs w:val="24"/>
-          <w:lang w:val="en-US"/>
+          <w:rFonts w:ascii="Times New Roman" w:hAnsi="Times New Roman" w:cs="Times New Roman"/>
+          <w:color w:val="000000"/>
+          <w:sz w:val="24"/>
+          <w:szCs w:val="24"/>
+        </w:rPr>
+        <w:t xml:space="preserve"> Благообразний Йосиф, з дерева знявши пречисте тіло твоє,* плащаницею чистою обвив,* і пахощами в гробі новім, покривши, положив.</w:t>
+      </w:r>
+    </w:p>
+    <w:p>
+      <w:pPr>
+        <w:ind w:left="0" w:hanging="2"/>
+        <w:jc w:val="both"/>
+        <w:outlineLvl w:val="9"/>
+        <w:rPr>
+          <w:rFonts w:ascii="Times New Roman" w:eastAsia="Times New Roman" w:hAnsi="Times New Roman" w:cs="Times New Roman"/>
+          <w:sz w:val="24"/>
+          <w:szCs w:val="24"/>
         </w:rPr>
       </w:pPr>
       <w:r>
@@ -464,7 +482,6 @@
           <w:position w:val="0"/>
           <w:sz w:val="24"/>
           <w:szCs w:val="24"/>
-          <w:lang w:val="en-US"/>
         </w:rPr>
         <w:t>Кондак (г. 2):</w:t>
       </w:r>
@@ -475,7 +492,6 @@
           <w:position w:val="0"/>
           <w:sz w:val="24"/>
           <w:szCs w:val="24"/>
-          <w:lang w:val="en-US"/>
         </w:rPr>
         <w:t xml:space="preserve"> </w:t>
       </w:r>
@@ -486,23 +502,9 @@
           <w:position w:val="0"/>
           <w:sz w:val="24"/>
           <w:szCs w:val="24"/>
-          <w:lang w:val="en-US"/>
         </w:rPr>
         <w:t>Радуватися мироносицям повелів Ти,* плач праматері Єви втихомирив Ти воскресінням Твоїм, Христе Боже,* апостолам же Твоїм проповідувати повелів Ти:* Спас воскрес із гробу.</w:t>
       </w:r>
-    </w:p>
-    <w:p>
-      <w:pPr>
-        <w:ind w:left="0" w:hanging="2"/>
-        <w:jc w:val="both"/>
-        <w:rPr>
-          <w:rFonts w:ascii="Times New Roman" w:eastAsia="Times New Roman" w:hAnsi="Times New Roman" w:cs="Times New Roman"/>
-          <w:b/>
-          <w:i/>
-          <w:sz w:val="24"/>
-          <w:szCs w:val="24"/>
-        </w:rPr>
-      </w:pPr>
     </w:p>
     <w:p>
       <w:pPr>
@@ -511,46 +513,59 @@
         <w:ind w:left="1" w:hanging="3"/>
         <w:jc w:val="both"/>
       </w:pPr>
-      <w:bookmarkStart w:id="7" w:name="_heading=h.r8vig8gq5fp3" w:colFirst="0" w:colLast="0"/>
-      <w:bookmarkEnd w:id="7"/>
-      <w:r>
-        <w:t>25 травня.  + Третє віднайдення чесної голови св. прор., Предтечі і Хрестителя Господнього Йоана.</w:t>
-      </w:r>
-    </w:p>
-    <w:p>
-      <w:pPr>
-        <w:ind w:left="0" w:hanging="2"/>
-        <w:jc w:val="both"/>
-        <w:rPr>
-          <w:rFonts w:ascii="Cambria" w:hAnsi="Cambria"/>
-          <w:color w:val="000000"/>
-        </w:rPr>
-      </w:pPr>
-      <w:r>
-        <w:rPr>
+      <w:r>
+        <w:lastRenderedPageBreak/>
+        <w:t>10</w:t>
+      </w:r>
+      <w:r>
+        <w:rPr>
+          <w:color w:val="FF0000"/>
+        </w:rPr>
+        <w:t xml:space="preserve"> травня. Тиждень Мироносиць</w:t>
+      </w:r>
+    </w:p>
+    <w:p>
+      <w:pPr>
+        <w:ind w:left="0" w:hanging="2"/>
+        <w:jc w:val="both"/>
+        <w:outlineLvl w:val="9"/>
+        <w:rPr>
+          <w:rFonts w:ascii="Times New Roman" w:hAnsi="Times New Roman" w:cs="Times New Roman"/>
+          <w:color w:val="000000"/>
+          <w:sz w:val="24"/>
+          <w:szCs w:val="24"/>
+        </w:rPr>
+      </w:pPr>
+      <w:r>
+        <w:rPr>
+          <w:rFonts w:ascii="Times New Roman" w:hAnsi="Times New Roman" w:cs="Times New Roman"/>
           <w:i/>
           <w:iCs/>
           <w:color w:val="FF4400"/>
+          <w:sz w:val="24"/>
+          <w:szCs w:val="24"/>
         </w:rPr>
         <w:t>Тропар (г. 2):</w:t>
       </w:r>
       <w:r>
         <w:rPr>
-          <w:rFonts w:ascii="Cambria" w:hAnsi="Cambria"/>
-          <w:color w:val="000000"/>
-        </w:rPr>
-        <w:t xml:space="preserve"> Ангел при гробі з’явився жінкам мироносицям* і кликнув: Миро належить мерцям,* а Христос не знає тлінности!* Тому кличте: Воскрес Господь,* що подає світові велику милість.</w:t>
-      </w:r>
-    </w:p>
-    <w:p>
-      <w:pPr>
-        <w:ind w:left="0" w:hanging="2"/>
-        <w:jc w:val="both"/>
-        <w:rPr>
-          <w:rFonts w:ascii="Times New Roman" w:eastAsia="Times New Roman" w:hAnsi="Times New Roman" w:cs="Times New Roman"/>
-          <w:sz w:val="24"/>
-          <w:szCs w:val="24"/>
-          <w:lang w:val="en-US"/>
+          <w:rFonts w:ascii="Times New Roman" w:hAnsi="Times New Roman" w:cs="Times New Roman"/>
+          <w:color w:val="000000"/>
+          <w:sz w:val="24"/>
+          <w:szCs w:val="24"/>
+        </w:rPr>
+        <w:t xml:space="preserve"> Благообразний Йосиф, з дерева знявши пречисте тіло твоє,* плащаницею чистою обвив,* і пахощами в гробі новім, покривши, положив.</w:t>
+      </w:r>
+    </w:p>
+    <w:p>
+      <w:pPr>
+        <w:ind w:left="0" w:hanging="2"/>
+        <w:jc w:val="both"/>
+        <w:outlineLvl w:val="9"/>
+        <w:rPr>
+          <w:rFonts w:ascii="Times New Roman" w:eastAsia="Times New Roman" w:hAnsi="Times New Roman" w:cs="Times New Roman"/>
+          <w:sz w:val="24"/>
+          <w:szCs w:val="24"/>
         </w:rPr>
       </w:pPr>
       <w:r>
@@ -562,7 +577,6 @@
           <w:position w:val="0"/>
           <w:sz w:val="24"/>
           <w:szCs w:val="24"/>
-          <w:lang w:val="en-US"/>
         </w:rPr>
         <w:t>Кондак (г. 2):</w:t>
       </w:r>
@@ -573,7 +587,6 @@
           <w:position w:val="0"/>
           <w:sz w:val="24"/>
           <w:szCs w:val="24"/>
-          <w:lang w:val="en-US"/>
         </w:rPr>
         <w:t xml:space="preserve"> </w:t>
       </w:r>
@@ -584,7 +597,6 @@
           <w:position w:val="0"/>
           <w:sz w:val="24"/>
           <w:szCs w:val="24"/>
-          <w:lang w:val="en-US"/>
         </w:rPr>
         <w:t>Радуватися мироносицям повелів Ти,* плач праматері Єви втихомирив Ти воскресінням Твоїм, Христе Боже,* апостолам же Твоїм проповідувати повелів Ти:* Спас воскрес із гробу.</w:t>
       </w:r>
@@ -593,13 +605,782 @@
       <w:pPr>
         <w:ind w:left="0" w:hanging="2"/>
         <w:jc w:val="both"/>
-        <w:rPr>
-          <w:rFonts w:ascii="Times New Roman" w:eastAsia="Times New Roman" w:hAnsi="Times New Roman" w:cs="Times New Roman"/>
-          <w:sz w:val="24"/>
-          <w:szCs w:val="24"/>
-          <w:lang w:val="en-US"/>
-        </w:rPr>
-      </w:pPr>
+        <w:outlineLvl w:val="9"/>
+        <w:rPr>
+          <w:rFonts w:ascii="Times New Roman" w:eastAsia="Times New Roman" w:hAnsi="Times New Roman" w:cs="Times New Roman"/>
+          <w:sz w:val="24"/>
+          <w:szCs w:val="24"/>
+        </w:rPr>
+      </w:pPr>
+    </w:p>
+    <w:p>
+      <w:pPr>
+        <w:pStyle w:val="Heading3"/>
+        <w:spacing w:before="360"/>
+        <w:ind w:left="1" w:hanging="3"/>
+        <w:jc w:val="both"/>
+      </w:pPr>
+      <w:r>
+        <w:t>15</w:t>
+      </w:r>
+      <w:r>
+        <w:t xml:space="preserve"> травня. </w:t>
+      </w:r>
+      <w:r>
+        <w:t>Посвяття Переполовення</w:t>
+      </w:r>
+    </w:p>
+    <w:p>
+      <w:pPr>
+        <w:spacing w:after="200"/>
+        <w:ind w:left="0" w:hanging="2"/>
+        <w:jc w:val="both"/>
+        <w:outlineLvl w:val="9"/>
+        <w:rPr>
+          <w:rFonts w:ascii="Times New Roman" w:eastAsia="Times New Roman" w:hAnsi="Times New Roman" w:cs="Times New Roman"/>
+          <w:sz w:val="24"/>
+          <w:szCs w:val="24"/>
+        </w:rPr>
+      </w:pPr>
+      <w:bookmarkStart w:id="4" w:name="_heading=h.9l8bt6q4vj8a" w:colFirst="0" w:colLast="0"/>
+      <w:bookmarkEnd w:id="4"/>
+      <w:r>
+        <w:rPr>
+          <w:rFonts w:ascii="Times New Roman" w:eastAsia="Times New Roman" w:hAnsi="Times New Roman" w:cs="Times New Roman"/>
+          <w:i/>
+          <w:iCs/>
+          <w:color w:val="FF4400"/>
+          <w:sz w:val="24"/>
+          <w:szCs w:val="24"/>
+        </w:rPr>
+        <w:t>Тропар (г. 8):</w:t>
+      </w:r>
+      <w:r>
+        <w:rPr>
+          <w:rFonts w:ascii="Times New Roman" w:eastAsia="Times New Roman" w:hAnsi="Times New Roman" w:cs="Times New Roman"/>
+          <w:color w:val="000000"/>
+          <w:sz w:val="24"/>
+          <w:szCs w:val="24"/>
+        </w:rPr>
+        <w:t xml:space="preserve"> </w:t>
+      </w:r>
+      <w:r>
+        <w:rPr>
+          <w:rFonts w:ascii="Times New Roman" w:eastAsia="Times New Roman" w:hAnsi="Times New Roman" w:cs="Times New Roman"/>
+          <w:color w:val="333333"/>
+          <w:sz w:val="24"/>
+          <w:szCs w:val="24"/>
+        </w:rPr>
+        <w:t>В переполовення празника спраглу душу мою благочестя напій водами,* до всіх бо, Спасе, закликав Ти:* Спраглий нехай гряде до мене і нехай п’є.* Джерело життя нашого, Христе Боже, слава Тобі.</w:t>
+      </w:r>
+    </w:p>
+    <w:p>
+      <w:pPr>
+        <w:pBdr>
+          <w:top w:val="nil"/>
+          <w:left w:val="nil"/>
+          <w:bottom w:val="nil"/>
+          <w:right w:val="nil"/>
+          <w:between w:val="nil"/>
+        </w:pBdr>
+        <w:ind w:left="0" w:hanging="2"/>
+        <w:jc w:val="both"/>
+        <w:outlineLvl w:val="9"/>
+        <w:rPr>
+          <w:rFonts w:ascii="Times New Roman" w:eastAsia="Times New Roman" w:hAnsi="Times New Roman" w:cs="Times New Roman"/>
+          <w:color w:val="333333"/>
+          <w:sz w:val="24"/>
+          <w:szCs w:val="24"/>
+        </w:rPr>
+      </w:pPr>
+      <w:r>
+        <w:rPr>
+          <w:rFonts w:ascii="Times New Roman" w:eastAsia="Times New Roman" w:hAnsi="Times New Roman" w:cs="Times New Roman"/>
+          <w:i/>
+          <w:iCs/>
+          <w:color w:val="FF4400"/>
+          <w:sz w:val="24"/>
+          <w:szCs w:val="24"/>
+        </w:rPr>
+        <w:t>Кондак (г. 4):</w:t>
+      </w:r>
+      <w:r>
+        <w:rPr>
+          <w:rFonts w:ascii="Times New Roman" w:eastAsia="Times New Roman" w:hAnsi="Times New Roman" w:cs="Times New Roman"/>
+          <w:color w:val="000000"/>
+          <w:sz w:val="24"/>
+          <w:szCs w:val="24"/>
+        </w:rPr>
+        <w:t xml:space="preserve"> </w:t>
+      </w:r>
+      <w:r>
+        <w:rPr>
+          <w:rFonts w:ascii="Times New Roman" w:eastAsia="Times New Roman" w:hAnsi="Times New Roman" w:cs="Times New Roman"/>
+          <w:color w:val="333333"/>
+          <w:sz w:val="24"/>
+          <w:szCs w:val="24"/>
+        </w:rPr>
+        <w:t>В переполовення законного празника, всіх Творче і Владико,* до предстоящих глаголив Ти, Христе Боже:* Прийдіть і зачерпніть воду безсмертя.* Тому до Тебе припадаємо і вірно кличемо:* Щедроти Твої даруй нам,* бо Ти є джерело життя нашого.</w:t>
+      </w:r>
+    </w:p>
+    <w:p>
+      <w:pPr>
+        <w:pStyle w:val="Heading3"/>
+        <w:spacing w:before="360"/>
+        <w:ind w:left="1" w:hanging="3"/>
+        <w:jc w:val="both"/>
+      </w:pPr>
+      <w:r>
+        <w:t>1</w:t>
+      </w:r>
+      <w:r>
+        <w:t>6</w:t>
+      </w:r>
+      <w:r>
+        <w:t xml:space="preserve"> травня. Посвяття Переполовення</w:t>
+      </w:r>
+    </w:p>
+    <w:p>
+      <w:pPr>
+        <w:spacing w:after="200"/>
+        <w:ind w:left="0" w:hanging="2"/>
+        <w:jc w:val="both"/>
+        <w:outlineLvl w:val="9"/>
+        <w:rPr>
+          <w:rFonts w:ascii="Times New Roman" w:eastAsia="Times New Roman" w:hAnsi="Times New Roman" w:cs="Times New Roman"/>
+          <w:sz w:val="24"/>
+          <w:szCs w:val="24"/>
+        </w:rPr>
+      </w:pPr>
+      <w:r>
+        <w:rPr>
+          <w:rFonts w:ascii="Times New Roman" w:eastAsia="Times New Roman" w:hAnsi="Times New Roman" w:cs="Times New Roman"/>
+          <w:i/>
+          <w:iCs/>
+          <w:color w:val="FF4400"/>
+          <w:sz w:val="24"/>
+          <w:szCs w:val="24"/>
+        </w:rPr>
+        <w:t>Тропар (г. 8):</w:t>
+      </w:r>
+      <w:r>
+        <w:rPr>
+          <w:rFonts w:ascii="Times New Roman" w:eastAsia="Times New Roman" w:hAnsi="Times New Roman" w:cs="Times New Roman"/>
+          <w:color w:val="000000"/>
+          <w:sz w:val="24"/>
+          <w:szCs w:val="24"/>
+        </w:rPr>
+        <w:t xml:space="preserve"> </w:t>
+      </w:r>
+      <w:r>
+        <w:rPr>
+          <w:rFonts w:ascii="Times New Roman" w:eastAsia="Times New Roman" w:hAnsi="Times New Roman" w:cs="Times New Roman"/>
+          <w:color w:val="333333"/>
+          <w:sz w:val="24"/>
+          <w:szCs w:val="24"/>
+        </w:rPr>
+        <w:t>В переполовення празника спраглу душу мою благочестя напій водами,* до всіх бо, Спасе, закликав Ти:* Спраглий нехай гряде до мене і нехай п’є.* Джерело життя нашого, Христе Боже, слава Тобі.</w:t>
+      </w:r>
+    </w:p>
+    <w:p>
+      <w:pPr>
+        <w:pBdr>
+          <w:top w:val="nil"/>
+          <w:left w:val="nil"/>
+          <w:bottom w:val="nil"/>
+          <w:right w:val="nil"/>
+          <w:between w:val="nil"/>
+        </w:pBdr>
+        <w:ind w:left="0" w:hanging="2"/>
+        <w:jc w:val="both"/>
+        <w:outlineLvl w:val="9"/>
+        <w:rPr>
+          <w:rFonts w:ascii="Times New Roman" w:eastAsia="Times New Roman" w:hAnsi="Times New Roman" w:cs="Times New Roman"/>
+          <w:sz w:val="24"/>
+          <w:szCs w:val="24"/>
+        </w:rPr>
+      </w:pPr>
+      <w:r>
+        <w:rPr>
+          <w:rFonts w:ascii="Times New Roman" w:eastAsia="Times New Roman" w:hAnsi="Times New Roman" w:cs="Times New Roman"/>
+          <w:i/>
+          <w:iCs/>
+          <w:color w:val="FF4400"/>
+          <w:sz w:val="24"/>
+          <w:szCs w:val="24"/>
+        </w:rPr>
+        <w:t>Кондак (г. 4):</w:t>
+      </w:r>
+      <w:r>
+        <w:rPr>
+          <w:rFonts w:ascii="Times New Roman" w:eastAsia="Times New Roman" w:hAnsi="Times New Roman" w:cs="Times New Roman"/>
+          <w:color w:val="000000"/>
+          <w:sz w:val="24"/>
+          <w:szCs w:val="24"/>
+        </w:rPr>
+        <w:t xml:space="preserve"> </w:t>
+      </w:r>
+      <w:r>
+        <w:rPr>
+          <w:rFonts w:ascii="Times New Roman" w:eastAsia="Times New Roman" w:hAnsi="Times New Roman" w:cs="Times New Roman"/>
+          <w:color w:val="333333"/>
+          <w:sz w:val="24"/>
+          <w:szCs w:val="24"/>
+        </w:rPr>
+        <w:t>В переполовення законного празника, всіх Творче і Владико,* до предстоящих глаголив Ти, Христе Боже:* Прийдіть і зачерпніть воду безсмертя.* Тому до Тебе припадаємо і вірно кличемо:* Щедроти Твої даруй нам,* бо Ти є джерело життя нашого.</w:t>
+      </w:r>
+    </w:p>
+    <w:p>
+      <w:pPr>
+        <w:pStyle w:val="Heading3"/>
+        <w:spacing w:before="360"/>
+        <w:ind w:left="1" w:hanging="3"/>
+        <w:jc w:val="both"/>
+      </w:pPr>
+      <w:r>
+        <w:t>1</w:t>
+      </w:r>
+      <w:r>
+        <w:t>7</w:t>
+      </w:r>
+      <w:r>
+        <w:t xml:space="preserve"> травня. Посвяття Переполовення</w:t>
+      </w:r>
+    </w:p>
+    <w:p>
+      <w:pPr>
+        <w:spacing w:after="200"/>
+        <w:ind w:left="0" w:hanging="2"/>
+        <w:jc w:val="both"/>
+        <w:outlineLvl w:val="9"/>
+        <w:rPr>
+          <w:rFonts w:ascii="Times New Roman" w:eastAsia="Times New Roman" w:hAnsi="Times New Roman" w:cs="Times New Roman"/>
+          <w:sz w:val="24"/>
+          <w:szCs w:val="24"/>
+        </w:rPr>
+      </w:pPr>
+      <w:r>
+        <w:rPr>
+          <w:rFonts w:ascii="Times New Roman" w:eastAsia="Times New Roman" w:hAnsi="Times New Roman" w:cs="Times New Roman"/>
+          <w:i/>
+          <w:iCs/>
+          <w:color w:val="FF4400"/>
+          <w:sz w:val="24"/>
+          <w:szCs w:val="24"/>
+        </w:rPr>
+        <w:t>Тропар (г. 8):</w:t>
+      </w:r>
+      <w:r>
+        <w:rPr>
+          <w:rFonts w:ascii="Times New Roman" w:eastAsia="Times New Roman" w:hAnsi="Times New Roman" w:cs="Times New Roman"/>
+          <w:color w:val="000000"/>
+          <w:sz w:val="24"/>
+          <w:szCs w:val="24"/>
+        </w:rPr>
+        <w:t xml:space="preserve"> </w:t>
+      </w:r>
+      <w:r>
+        <w:rPr>
+          <w:rFonts w:ascii="Times New Roman" w:eastAsia="Times New Roman" w:hAnsi="Times New Roman" w:cs="Times New Roman"/>
+          <w:color w:val="333333"/>
+          <w:sz w:val="24"/>
+          <w:szCs w:val="24"/>
+        </w:rPr>
+        <w:t>В переполовення празника спраглу душу мою благочестя напій водами,* до всіх бо, Спасе, закликав Ти:* Спраглий нехай гряде до мене і нехай п’є.* Джерело життя нашого, Христе Боже, слава Тобі.</w:t>
+      </w:r>
+    </w:p>
+    <w:p>
+      <w:pPr>
+        <w:pBdr>
+          <w:top w:val="nil"/>
+          <w:left w:val="nil"/>
+          <w:bottom w:val="nil"/>
+          <w:right w:val="nil"/>
+          <w:between w:val="nil"/>
+        </w:pBdr>
+        <w:ind w:left="0" w:hanging="2"/>
+        <w:jc w:val="both"/>
+        <w:outlineLvl w:val="9"/>
+        <w:rPr>
+          <w:rFonts w:ascii="Times New Roman" w:eastAsia="Times New Roman" w:hAnsi="Times New Roman" w:cs="Times New Roman"/>
+          <w:sz w:val="24"/>
+          <w:szCs w:val="24"/>
+        </w:rPr>
+      </w:pPr>
+      <w:r>
+        <w:rPr>
+          <w:rFonts w:ascii="Times New Roman" w:eastAsia="Times New Roman" w:hAnsi="Times New Roman" w:cs="Times New Roman"/>
+          <w:i/>
+          <w:iCs/>
+          <w:color w:val="FF4400"/>
+          <w:sz w:val="24"/>
+          <w:szCs w:val="24"/>
+        </w:rPr>
+        <w:t>Кондак (г. 4):</w:t>
+      </w:r>
+      <w:r>
+        <w:rPr>
+          <w:rFonts w:ascii="Times New Roman" w:eastAsia="Times New Roman" w:hAnsi="Times New Roman" w:cs="Times New Roman"/>
+          <w:color w:val="000000"/>
+          <w:sz w:val="24"/>
+          <w:szCs w:val="24"/>
+        </w:rPr>
+        <w:t xml:space="preserve"> </w:t>
+      </w:r>
+      <w:r>
+        <w:rPr>
+          <w:rFonts w:ascii="Times New Roman" w:eastAsia="Times New Roman" w:hAnsi="Times New Roman" w:cs="Times New Roman"/>
+          <w:color w:val="333333"/>
+          <w:sz w:val="24"/>
+          <w:szCs w:val="24"/>
+        </w:rPr>
+        <w:t>В переполовення законного празника, всіх Творче і Владико,* до предстоящих глаголив Ти, Христе Боже:* Прийдіть і зачерпніть воду безсмертя.* Тому до Тебе припадаємо і вірно кличемо:* Щедроти Твої даруй нам,* бо Ти є джерело життя нашого.</w:t>
+      </w:r>
+    </w:p>
+    <w:p>
+      <w:pPr>
+        <w:pStyle w:val="Heading3"/>
+        <w:spacing w:before="360"/>
+        <w:ind w:left="1" w:hanging="3"/>
+        <w:jc w:val="both"/>
+      </w:pPr>
+      <w:r>
+        <w:t>1</w:t>
+      </w:r>
+      <w:r>
+        <w:t>8</w:t>
+      </w:r>
+      <w:r>
+        <w:t xml:space="preserve"> травня. Посвяття Переполовення</w:t>
+      </w:r>
+    </w:p>
+    <w:p>
+      <w:pPr>
+        <w:spacing w:after="200"/>
+        <w:ind w:left="0" w:hanging="2"/>
+        <w:jc w:val="both"/>
+        <w:outlineLvl w:val="9"/>
+        <w:rPr>
+          <w:rFonts w:ascii="Times New Roman" w:eastAsia="Times New Roman" w:hAnsi="Times New Roman" w:cs="Times New Roman"/>
+          <w:sz w:val="24"/>
+          <w:szCs w:val="24"/>
+        </w:rPr>
+      </w:pPr>
+      <w:r>
+        <w:rPr>
+          <w:rFonts w:ascii="Times New Roman" w:eastAsia="Times New Roman" w:hAnsi="Times New Roman" w:cs="Times New Roman"/>
+          <w:i/>
+          <w:iCs/>
+          <w:color w:val="FF4400"/>
+          <w:sz w:val="24"/>
+          <w:szCs w:val="24"/>
+        </w:rPr>
+        <w:t>Тропар (г. 8):</w:t>
+      </w:r>
+      <w:r>
+        <w:rPr>
+          <w:rFonts w:ascii="Times New Roman" w:eastAsia="Times New Roman" w:hAnsi="Times New Roman" w:cs="Times New Roman"/>
+          <w:color w:val="000000"/>
+          <w:sz w:val="24"/>
+          <w:szCs w:val="24"/>
+        </w:rPr>
+        <w:t xml:space="preserve"> </w:t>
+      </w:r>
+      <w:r>
+        <w:rPr>
+          <w:rFonts w:ascii="Times New Roman" w:eastAsia="Times New Roman" w:hAnsi="Times New Roman" w:cs="Times New Roman"/>
+          <w:color w:val="333333"/>
+          <w:sz w:val="24"/>
+          <w:szCs w:val="24"/>
+        </w:rPr>
+        <w:t>В переполовення празника спраглу душу мою благочестя напій водами,* до всіх бо, Спасе, закликав Ти:* Спраглий нехай гряде до мене і нехай п’є.* Джерело життя нашого, Христе Боже, слава Тобі.</w:t>
+      </w:r>
+    </w:p>
+    <w:p>
+      <w:pPr>
+        <w:pBdr>
+          <w:top w:val="nil"/>
+          <w:left w:val="nil"/>
+          <w:bottom w:val="nil"/>
+          <w:right w:val="nil"/>
+          <w:between w:val="nil"/>
+        </w:pBdr>
+        <w:ind w:left="0" w:hanging="2"/>
+        <w:jc w:val="both"/>
+        <w:outlineLvl w:val="9"/>
+        <w:rPr>
+          <w:rFonts w:ascii="Times New Roman" w:eastAsia="Times New Roman" w:hAnsi="Times New Roman" w:cs="Times New Roman"/>
+          <w:sz w:val="24"/>
+          <w:szCs w:val="24"/>
+        </w:rPr>
+      </w:pPr>
+      <w:r>
+        <w:rPr>
+          <w:rFonts w:ascii="Times New Roman" w:eastAsia="Times New Roman" w:hAnsi="Times New Roman" w:cs="Times New Roman"/>
+          <w:i/>
+          <w:iCs/>
+          <w:color w:val="FF4400"/>
+          <w:sz w:val="24"/>
+          <w:szCs w:val="24"/>
+        </w:rPr>
+        <w:lastRenderedPageBreak/>
+        <w:t>Кондак (г. 4):</w:t>
+      </w:r>
+      <w:r>
+        <w:rPr>
+          <w:rFonts w:ascii="Times New Roman" w:eastAsia="Times New Roman" w:hAnsi="Times New Roman" w:cs="Times New Roman"/>
+          <w:color w:val="000000"/>
+          <w:sz w:val="24"/>
+          <w:szCs w:val="24"/>
+        </w:rPr>
+        <w:t xml:space="preserve"> </w:t>
+      </w:r>
+      <w:r>
+        <w:rPr>
+          <w:rFonts w:ascii="Times New Roman" w:eastAsia="Times New Roman" w:hAnsi="Times New Roman" w:cs="Times New Roman"/>
+          <w:color w:val="333333"/>
+          <w:sz w:val="24"/>
+          <w:szCs w:val="24"/>
+        </w:rPr>
+        <w:t>В переполовення законного празника, всіх Творче і Владико,* до предстоящих глаголив Ти, Христе Боже:* Прийдіть і зачерпніть воду безсмертя.* Тому до Тебе припадаємо і вірно кличемо:* Щедроти Твої даруй нам,* бо Ти є джерело життя нашого.</w:t>
+      </w:r>
+    </w:p>
+    <w:p>
+      <w:pPr>
+        <w:pStyle w:val="Heading3"/>
+        <w:spacing w:before="360"/>
+        <w:ind w:left="1" w:hanging="3"/>
+        <w:jc w:val="both"/>
+      </w:pPr>
+      <w:r>
+        <w:t>1</w:t>
+      </w:r>
+      <w:r>
+        <w:t>9</w:t>
+      </w:r>
+      <w:r>
+        <w:t xml:space="preserve"> травня. Посвяття Переполовення</w:t>
+      </w:r>
+    </w:p>
+    <w:p>
+      <w:pPr>
+        <w:spacing w:after="200"/>
+        <w:ind w:left="0" w:hanging="2"/>
+        <w:jc w:val="both"/>
+        <w:outlineLvl w:val="9"/>
+        <w:rPr>
+          <w:rFonts w:ascii="Times New Roman" w:eastAsia="Times New Roman" w:hAnsi="Times New Roman" w:cs="Times New Roman"/>
+          <w:sz w:val="24"/>
+          <w:szCs w:val="24"/>
+        </w:rPr>
+      </w:pPr>
+      <w:r>
+        <w:rPr>
+          <w:rFonts w:ascii="Times New Roman" w:eastAsia="Times New Roman" w:hAnsi="Times New Roman" w:cs="Times New Roman"/>
+          <w:i/>
+          <w:iCs/>
+          <w:color w:val="FF4400"/>
+          <w:sz w:val="24"/>
+          <w:szCs w:val="24"/>
+        </w:rPr>
+        <w:t>Тропар (г. 8):</w:t>
+      </w:r>
+      <w:r>
+        <w:rPr>
+          <w:rFonts w:ascii="Times New Roman" w:eastAsia="Times New Roman" w:hAnsi="Times New Roman" w:cs="Times New Roman"/>
+          <w:color w:val="000000"/>
+          <w:sz w:val="24"/>
+          <w:szCs w:val="24"/>
+        </w:rPr>
+        <w:t xml:space="preserve"> </w:t>
+      </w:r>
+      <w:r>
+        <w:rPr>
+          <w:rFonts w:ascii="Times New Roman" w:eastAsia="Times New Roman" w:hAnsi="Times New Roman" w:cs="Times New Roman"/>
+          <w:color w:val="333333"/>
+          <w:sz w:val="24"/>
+          <w:szCs w:val="24"/>
+        </w:rPr>
+        <w:t>В переполовення празника спраглу душу мою благочестя напій водами,* до всіх бо, Спасе, закликав Ти:* Спраглий нехай гряде до мене і нехай п’є.* Джерело життя нашого, Христе Боже, слава Тобі.</w:t>
+      </w:r>
+    </w:p>
+    <w:p>
+      <w:pPr>
+        <w:pBdr>
+          <w:top w:val="nil"/>
+          <w:left w:val="nil"/>
+          <w:bottom w:val="nil"/>
+          <w:right w:val="nil"/>
+          <w:between w:val="nil"/>
+        </w:pBdr>
+        <w:ind w:left="0" w:hanging="2"/>
+        <w:jc w:val="both"/>
+        <w:outlineLvl w:val="9"/>
+        <w:rPr>
+          <w:rFonts w:ascii="Times New Roman" w:eastAsia="Times New Roman" w:hAnsi="Times New Roman" w:cs="Times New Roman"/>
+          <w:sz w:val="24"/>
+          <w:szCs w:val="24"/>
+        </w:rPr>
+      </w:pPr>
+      <w:r>
+        <w:rPr>
+          <w:rFonts w:ascii="Times New Roman" w:eastAsia="Times New Roman" w:hAnsi="Times New Roman" w:cs="Times New Roman"/>
+          <w:i/>
+          <w:iCs/>
+          <w:color w:val="FF4400"/>
+          <w:sz w:val="24"/>
+          <w:szCs w:val="24"/>
+        </w:rPr>
+        <w:t>Кондак (г. 4):</w:t>
+      </w:r>
+      <w:r>
+        <w:rPr>
+          <w:rFonts w:ascii="Times New Roman" w:eastAsia="Times New Roman" w:hAnsi="Times New Roman" w:cs="Times New Roman"/>
+          <w:color w:val="000000"/>
+          <w:sz w:val="24"/>
+          <w:szCs w:val="24"/>
+        </w:rPr>
+        <w:t xml:space="preserve"> </w:t>
+      </w:r>
+      <w:r>
+        <w:rPr>
+          <w:rFonts w:ascii="Times New Roman" w:eastAsia="Times New Roman" w:hAnsi="Times New Roman" w:cs="Times New Roman"/>
+          <w:color w:val="333333"/>
+          <w:sz w:val="24"/>
+          <w:szCs w:val="24"/>
+        </w:rPr>
+        <w:t>В переполовення законного празника, всіх Творче і Владико,* до предстоящих глаголив Ти, Христе Боже:* Прийдіть і зачерпніть воду безсмертя.* Тому до Тебе припадаємо і вірно кличемо:* Щедроти Твої даруй нам,* бо Ти є джерело життя нашого.</w:t>
+      </w:r>
+    </w:p>
+    <w:p>
+      <w:pPr>
+        <w:pBdr>
+          <w:top w:val="nil"/>
+          <w:left w:val="nil"/>
+          <w:bottom w:val="nil"/>
+          <w:right w:val="nil"/>
+          <w:between w:val="nil"/>
+        </w:pBdr>
+        <w:ind w:left="0" w:hanging="2"/>
+        <w:jc w:val="both"/>
+        <w:outlineLvl w:val="9"/>
+        <w:rPr>
+          <w:rFonts w:ascii="Times New Roman" w:eastAsia="Times New Roman" w:hAnsi="Times New Roman" w:cs="Times New Roman"/>
+          <w:sz w:val="24"/>
+          <w:szCs w:val="24"/>
+        </w:rPr>
+      </w:pPr>
+    </w:p>
+    <w:p>
+      <w:pPr>
+        <w:pStyle w:val="Heading3"/>
+        <w:spacing w:before="360"/>
+        <w:ind w:left="1" w:hanging="3"/>
+        <w:jc w:val="both"/>
+      </w:pPr>
+      <w:r>
+        <w:t>20</w:t>
+      </w:r>
+      <w:r>
+        <w:t xml:space="preserve"> травня. Посвяття Переполовення</w:t>
+      </w:r>
+    </w:p>
+    <w:p>
+      <w:pPr>
+        <w:spacing w:after="200"/>
+        <w:ind w:left="0" w:hanging="2"/>
+        <w:jc w:val="both"/>
+        <w:outlineLvl w:val="9"/>
+        <w:rPr>
+          <w:rFonts w:ascii="Times New Roman" w:eastAsia="Times New Roman" w:hAnsi="Times New Roman" w:cs="Times New Roman"/>
+          <w:sz w:val="24"/>
+          <w:szCs w:val="24"/>
+        </w:rPr>
+      </w:pPr>
+      <w:r>
+        <w:rPr>
+          <w:rFonts w:ascii="Times New Roman" w:eastAsia="Times New Roman" w:hAnsi="Times New Roman" w:cs="Times New Roman"/>
+          <w:i/>
+          <w:iCs/>
+          <w:color w:val="FF4400"/>
+          <w:sz w:val="24"/>
+          <w:szCs w:val="24"/>
+        </w:rPr>
+        <w:t>Тропар (г. 8):</w:t>
+      </w:r>
+      <w:r>
+        <w:rPr>
+          <w:rFonts w:ascii="Times New Roman" w:eastAsia="Times New Roman" w:hAnsi="Times New Roman" w:cs="Times New Roman"/>
+          <w:color w:val="000000"/>
+          <w:sz w:val="24"/>
+          <w:szCs w:val="24"/>
+        </w:rPr>
+        <w:t xml:space="preserve"> </w:t>
+      </w:r>
+      <w:r>
+        <w:rPr>
+          <w:rFonts w:ascii="Times New Roman" w:eastAsia="Times New Roman" w:hAnsi="Times New Roman" w:cs="Times New Roman"/>
+          <w:color w:val="333333"/>
+          <w:sz w:val="24"/>
+          <w:szCs w:val="24"/>
+        </w:rPr>
+        <w:t>В переполовення празника спраглу душу мою благочестя напій водами,* до всіх бо, Спасе, закликав Ти:* Спраглий нехай гряде до мене і нехай п’є.* Джерело життя нашого, Христе Боже, слава Тобі.</w:t>
+      </w:r>
+    </w:p>
+    <w:p>
+      <w:pPr>
+        <w:pBdr>
+          <w:top w:val="nil"/>
+          <w:left w:val="nil"/>
+          <w:bottom w:val="nil"/>
+          <w:right w:val="nil"/>
+          <w:between w:val="nil"/>
+        </w:pBdr>
+        <w:ind w:left="0" w:hanging="2"/>
+        <w:jc w:val="both"/>
+        <w:outlineLvl w:val="9"/>
+        <w:rPr>
+          <w:rFonts w:ascii="Times New Roman" w:eastAsia="Times New Roman" w:hAnsi="Times New Roman" w:cs="Times New Roman"/>
+          <w:sz w:val="24"/>
+          <w:szCs w:val="24"/>
+        </w:rPr>
+      </w:pPr>
+      <w:r>
+        <w:rPr>
+          <w:rFonts w:ascii="Times New Roman" w:eastAsia="Times New Roman" w:hAnsi="Times New Roman" w:cs="Times New Roman"/>
+          <w:i/>
+          <w:iCs/>
+          <w:color w:val="FF4400"/>
+          <w:sz w:val="24"/>
+          <w:szCs w:val="24"/>
+        </w:rPr>
+        <w:t>Кондак (г. 4):</w:t>
+      </w:r>
+      <w:r>
+        <w:rPr>
+          <w:rFonts w:ascii="Times New Roman" w:eastAsia="Times New Roman" w:hAnsi="Times New Roman" w:cs="Times New Roman"/>
+          <w:color w:val="000000"/>
+          <w:sz w:val="24"/>
+          <w:szCs w:val="24"/>
+        </w:rPr>
+        <w:t xml:space="preserve"> </w:t>
+      </w:r>
+      <w:r>
+        <w:rPr>
+          <w:rFonts w:ascii="Times New Roman" w:eastAsia="Times New Roman" w:hAnsi="Times New Roman" w:cs="Times New Roman"/>
+          <w:color w:val="333333"/>
+          <w:sz w:val="24"/>
+          <w:szCs w:val="24"/>
+        </w:rPr>
+        <w:t>В переполовення законного празника, всіх Творче і Владико,* до предстоящих глаголив Ти, Христе Боже:* Прийдіть і зачерпніть воду безсмертя.* Тому до Тебе припадаємо і вірно кличемо:* Щедроти Твої даруй нам,* бо Ти є джерело життя нашого.</w:t>
+      </w:r>
+    </w:p>
+    <w:p>
+      <w:pPr>
+        <w:pStyle w:val="Heading3"/>
+        <w:spacing w:before="360"/>
+        <w:ind w:left="1" w:hanging="3"/>
+        <w:jc w:val="both"/>
+      </w:pPr>
+      <w:r>
+        <w:t>2</w:t>
+      </w:r>
+      <w:r>
+        <w:t>1</w:t>
+      </w:r>
+      <w:r>
+        <w:t xml:space="preserve"> травня. Посвяття Переполовення</w:t>
+      </w:r>
+    </w:p>
+    <w:p>
+      <w:pPr>
+        <w:spacing w:after="200"/>
+        <w:ind w:left="0" w:hanging="2"/>
+        <w:jc w:val="both"/>
+        <w:outlineLvl w:val="9"/>
+        <w:rPr>
+          <w:rFonts w:ascii="Times New Roman" w:eastAsia="Times New Roman" w:hAnsi="Times New Roman" w:cs="Times New Roman"/>
+          <w:sz w:val="24"/>
+          <w:szCs w:val="24"/>
+        </w:rPr>
+      </w:pPr>
+      <w:r>
+        <w:rPr>
+          <w:rFonts w:ascii="Times New Roman" w:eastAsia="Times New Roman" w:hAnsi="Times New Roman" w:cs="Times New Roman"/>
+          <w:i/>
+          <w:iCs/>
+          <w:color w:val="FF4400"/>
+          <w:sz w:val="24"/>
+          <w:szCs w:val="24"/>
+        </w:rPr>
+        <w:t>Тропар (г. 8):</w:t>
+      </w:r>
+      <w:r>
+        <w:rPr>
+          <w:rFonts w:ascii="Times New Roman" w:eastAsia="Times New Roman" w:hAnsi="Times New Roman" w:cs="Times New Roman"/>
+          <w:color w:val="000000"/>
+          <w:sz w:val="24"/>
+          <w:szCs w:val="24"/>
+        </w:rPr>
+        <w:t xml:space="preserve"> </w:t>
+      </w:r>
+      <w:r>
+        <w:rPr>
+          <w:rFonts w:ascii="Times New Roman" w:eastAsia="Times New Roman" w:hAnsi="Times New Roman" w:cs="Times New Roman"/>
+          <w:color w:val="333333"/>
+          <w:sz w:val="24"/>
+          <w:szCs w:val="24"/>
+        </w:rPr>
+        <w:t>В переполовення празника спраглу душу мою благочестя напій водами,* до всіх бо, Спасе, закликав Ти:* Спраглий нехай гряде до мене і нехай п’є.* Джерело життя нашого, Христе Боже, слава Тобі.</w:t>
+      </w:r>
+    </w:p>
+    <w:p>
+      <w:pPr>
+        <w:pBdr>
+          <w:top w:val="nil"/>
+          <w:left w:val="nil"/>
+          <w:bottom w:val="nil"/>
+          <w:right w:val="nil"/>
+          <w:between w:val="nil"/>
+        </w:pBdr>
+        <w:ind w:left="0" w:hanging="2"/>
+        <w:jc w:val="both"/>
+        <w:outlineLvl w:val="9"/>
+        <w:rPr>
+          <w:rFonts w:ascii="Times New Roman" w:eastAsia="Times New Roman" w:hAnsi="Times New Roman" w:cs="Times New Roman"/>
+          <w:sz w:val="24"/>
+          <w:szCs w:val="24"/>
+        </w:rPr>
+      </w:pPr>
+      <w:r>
+        <w:rPr>
+          <w:rFonts w:ascii="Times New Roman" w:eastAsia="Times New Roman" w:hAnsi="Times New Roman" w:cs="Times New Roman"/>
+          <w:i/>
+          <w:iCs/>
+          <w:color w:val="FF4400"/>
+          <w:sz w:val="24"/>
+          <w:szCs w:val="24"/>
+        </w:rPr>
+        <w:t>Кондак (г. 4):</w:t>
+      </w:r>
+      <w:r>
+        <w:rPr>
+          <w:rFonts w:ascii="Times New Roman" w:eastAsia="Times New Roman" w:hAnsi="Times New Roman" w:cs="Times New Roman"/>
+          <w:color w:val="000000"/>
+          <w:sz w:val="24"/>
+          <w:szCs w:val="24"/>
+        </w:rPr>
+        <w:t xml:space="preserve"> </w:t>
+      </w:r>
+      <w:r>
+        <w:rPr>
+          <w:rFonts w:ascii="Times New Roman" w:eastAsia="Times New Roman" w:hAnsi="Times New Roman" w:cs="Times New Roman"/>
+          <w:color w:val="333333"/>
+          <w:sz w:val="24"/>
+          <w:szCs w:val="24"/>
+        </w:rPr>
+        <w:t>В переполовення законного празника, всіх Творче і Владико,* до предстоящих глаголив Ти, Христе Боже:* Прийдіть і зачерпніть воду безсмертя.* Тому до Тебе припадаємо і вірно кличемо:* Щедроти Твої даруй нам,* бо Ти є джерело життя нашого.</w:t>
+      </w:r>
     </w:p>
     <w:sectPr>
       <w:pgSz w:w="11906" w:h="16838"/>
@@ -612,7 +1393,7 @@
 </file>
 
 <file path=word/styles.xml><?xml version="1.0" encoding="utf-8"?>
-<w:styles xmlns:mc="http://schemas.openxmlformats.org/markup-compatibility/2006" xmlns:r="http://schemas.openxmlformats.org/officeDocument/2006/relationships" xmlns:w="http://schemas.openxmlformats.org/wordprocessingml/2006/main" xmlns:w14="http://schemas.microsoft.com/office/word/2010/wordml" xmlns:w15="http://schemas.microsoft.com/office/word/2012/wordml" xmlns:w16cex="http://schemas.microsoft.com/office/word/2018/wordml/cex" xmlns:w16cid="http://schemas.microsoft.com/office/word/2016/wordml/cid" xmlns:w16="http://schemas.microsoft.com/office/word/2018/wordml" xmlns:w16du="http://schemas.microsoft.com/office/word/2023/wordml/word16du" xmlns:w16sdtdh="http://schemas.microsoft.com/office/word/2020/wordml/sdtdatahash" xmlns:w16se="http://schemas.microsoft.com/office/word/2015/wordml/symex" mc:Ignorable="w14 w15 w16se w16cid w16 w16cex w16sdtdh w16du">
+<w:styles xmlns:mc="http://schemas.openxmlformats.org/markup-compatibility/2006" xmlns:r="http://schemas.openxmlformats.org/officeDocument/2006/relationships" xmlns:w="http://schemas.openxmlformats.org/wordprocessingml/2006/main" xmlns:w14="http://schemas.microsoft.com/office/word/2010/wordml" xmlns:w15="http://schemas.microsoft.com/office/word/2012/wordml" xmlns:w16cex="http://schemas.microsoft.com/office/word/2018/wordml/cex" xmlns:w16cid="http://schemas.microsoft.com/office/word/2016/wordml/cid" xmlns:w16="http://schemas.microsoft.com/office/word/2018/wordml" xmlns:w16sdtdh="http://schemas.microsoft.com/office/word/2020/wordml/sdtdatahash" xmlns:w16se="http://schemas.microsoft.com/office/word/2015/wordml/symex" mc:Ignorable="w14 w15 w16se w16cid w16 w16cex w16sdtdh">
   <w:docDefaults>
     <w:rPrDefault>
       <w:rPr>
@@ -1062,6 +1843,7 @@
     <w:name w:val="heading 3"/>
     <w:basedOn w:val="Normal"/>
     <w:next w:val="Normal"/>
+    <w:link w:val="Heading3Char"/>
     <w:uiPriority w:val="9"/>
     <w:unhideWhenUsed/>
     <w:qFormat/>
@@ -1394,6 +2176,20 @@
       <w:sz w:val="24"/>
       <w:szCs w:val="24"/>
       <w:lang w:val="en-US"/>
+    </w:rPr>
+  </w:style>
+  <w:style w:type="character" w:customStyle="1" w:styleId="Heading3Char">
+    <w:name w:val="Heading 3 Char"/>
+    <w:basedOn w:val="DefaultParagraphFont"/>
+    <w:link w:val="Heading3"/>
+    <w:uiPriority w:val="9"/>
+    <w:rsid w:val="00BB21C3"/>
+    <w:rPr>
+      <w:b/>
+      <w:position w:val="-1"/>
+      <w:sz w:val="28"/>
+      <w:szCs w:val="28"/>
+      <w:lang w:eastAsia="en-US"/>
     </w:rPr>
   </w:style>
 </w:styles>
